--- a/ТЗ/Техническое задание.docx
+++ b/ТЗ/Техническое задание.docx
@@ -33,7 +33,21 @@
           <w:sz w:val="28"/>
           <w:szCs w:val="28"/>
         </w:rPr>
-        <w:t>Проект «генератор резюме»</w:t>
+        <w:t>Проект «</w:t>
+      </w:r>
+      <w:r>
+        <w:rPr>
+          <w:sz w:val="28"/>
+          <w:szCs w:val="28"/>
+        </w:rPr>
+        <w:t>Г</w:t>
+      </w:r>
+      <w:r>
+        <w:rPr>
+          <w:sz w:val="28"/>
+          <w:szCs w:val="28"/>
+        </w:rPr>
+        <w:t>енератор резюме»</w:t>
       </w:r>
     </w:p>
     <w:p>
@@ -45,14 +59,246 @@
           <w:szCs w:val="28"/>
         </w:rPr>
       </w:pPr>
-      <w:r>
-        <w:rPr>
-          <w:sz w:val="28"/>
-          <w:szCs w:val="28"/>
-        </w:rPr>
-        <w:t>Проект представляет собой веб-приложение «Генератор резюме», предназначенное для автоматического создания резюме в формате PDF на основе данных, введённых пользователем через веб-форму. Система должна обеспечивать простой и понятный интерфейс заполнения информации, включающий основные персональные данные, навыки, образование и опыт работы. Пользователь должен иметь возможность динамически добавлять несколько блоков опыта и образования без перезагрузки страницы.</w:t>
+      <w:bookmarkStart w:id="0" w:name="OLE_LINK1"/>
+      <w:r>
+        <w:rPr>
+          <w:sz w:val="28"/>
+          <w:szCs w:val="28"/>
+        </w:rPr>
+        <w:t xml:space="preserve">Проект представляет собой веб-приложение «Генератор резюме», предназначенное для автоматического создания резюме в формате </w:t>
+      </w:r>
+      <w:r>
+        <w:rPr>
+          <w:sz w:val="28"/>
+          <w:szCs w:val="28"/>
+          <w:lang w:val="en-US"/>
+        </w:rPr>
+        <w:t>pdf</w:t>
+      </w:r>
+      <w:r>
+        <w:rPr>
+          <w:sz w:val="28"/>
+          <w:szCs w:val="28"/>
+        </w:rPr>
+        <w:t xml:space="preserve"> на основе данных, введённых пользователем через веб-форму. </w:t>
+      </w:r>
+      <w:r>
+        <w:rPr>
+          <w:sz w:val="28"/>
+          <w:szCs w:val="28"/>
+        </w:rPr>
+        <w:t xml:space="preserve">Информация от пользователя: </w:t>
+      </w:r>
+      <w:r>
+        <w:rPr>
+          <w:sz w:val="28"/>
+          <w:szCs w:val="28"/>
+        </w:rPr>
+        <w:t xml:space="preserve">основные персональные данные, навыки, образование и опыт работы. </w:t>
+      </w:r>
+      <w:r>
+        <w:rPr>
+          <w:sz w:val="28"/>
+          <w:szCs w:val="28"/>
+        </w:rPr>
+        <w:t>Также п</w:t>
+      </w:r>
+      <w:r>
+        <w:rPr>
+          <w:sz w:val="28"/>
+          <w:szCs w:val="28"/>
+        </w:rPr>
+        <w:t xml:space="preserve">риложение </w:t>
+      </w:r>
+      <w:r>
+        <w:rPr>
+          <w:sz w:val="28"/>
+          <w:szCs w:val="28"/>
+        </w:rPr>
+        <w:t>будет</w:t>
+      </w:r>
+      <w:r>
+        <w:rPr>
+          <w:sz w:val="28"/>
+          <w:szCs w:val="28"/>
+        </w:rPr>
+        <w:t xml:space="preserve"> поддерживать загрузку фотографии пользователя и выбор одного из нескольких шаблонов оформления резюме. После заполнения формы система </w:t>
+      </w:r>
+      <w:r>
+        <w:rPr>
+          <w:sz w:val="28"/>
+          <w:szCs w:val="28"/>
+        </w:rPr>
+        <w:t>будет</w:t>
+      </w:r>
+      <w:r>
+        <w:rPr>
+          <w:sz w:val="28"/>
+          <w:szCs w:val="28"/>
+        </w:rPr>
+        <w:t xml:space="preserve"> </w:t>
+      </w:r>
+      <w:r>
+        <w:rPr>
+          <w:sz w:val="28"/>
+          <w:szCs w:val="28"/>
+        </w:rPr>
+        <w:t>давать</w:t>
+      </w:r>
+      <w:r>
+        <w:rPr>
+          <w:sz w:val="28"/>
+          <w:szCs w:val="28"/>
+        </w:rPr>
+        <w:t xml:space="preserve"> предварительный просмотр документа в браузере, позволяя пользователю проверить корректность данных и внешний вид перед генерацией итогового файла. </w:t>
+      </w:r>
+      <w:r>
+        <w:rPr>
+          <w:sz w:val="28"/>
+          <w:szCs w:val="28"/>
+        </w:rPr>
+        <w:t>После г</w:t>
+      </w:r>
+      <w:r>
+        <w:rPr>
+          <w:sz w:val="28"/>
+          <w:szCs w:val="28"/>
+        </w:rPr>
+        <w:t>енераци</w:t>
+      </w:r>
+      <w:r>
+        <w:rPr>
+          <w:sz w:val="28"/>
+          <w:szCs w:val="28"/>
+        </w:rPr>
+        <w:t>и</w:t>
+      </w:r>
+      <w:r>
+        <w:rPr>
+          <w:sz w:val="28"/>
+          <w:szCs w:val="28"/>
+        </w:rPr>
+        <w:t xml:space="preserve"> </w:t>
+      </w:r>
+      <w:r>
+        <w:rPr>
+          <w:sz w:val="28"/>
+          <w:szCs w:val="28"/>
+          <w:lang w:val="en-US"/>
+        </w:rPr>
+        <w:t>pdf</w:t>
+      </w:r>
+      <w:r>
+        <w:rPr>
+          <w:sz w:val="28"/>
+          <w:szCs w:val="28"/>
+        </w:rPr>
+        <w:t xml:space="preserve"> </w:t>
+      </w:r>
+      <w:r>
+        <w:rPr>
+          <w:sz w:val="28"/>
+          <w:szCs w:val="28"/>
+        </w:rPr>
+        <w:t>будет</w:t>
+      </w:r>
+      <w:r>
+        <w:rPr>
+          <w:sz w:val="28"/>
+          <w:szCs w:val="28"/>
+        </w:rPr>
+        <w:t xml:space="preserve"> происходить отправк</w:t>
+      </w:r>
+      <w:r>
+        <w:rPr>
+          <w:sz w:val="28"/>
+          <w:szCs w:val="28"/>
+        </w:rPr>
+        <w:t>а</w:t>
+      </w:r>
+      <w:r>
+        <w:rPr>
+          <w:sz w:val="28"/>
+          <w:szCs w:val="28"/>
+        </w:rPr>
+        <w:t xml:space="preserve"> готового файла пользователю для скачивания.</w:t>
+      </w:r>
+      <w:r>
+        <w:rPr>
+          <w:sz w:val="28"/>
+          <w:szCs w:val="28"/>
+        </w:rPr>
+        <w:t xml:space="preserve"> </w:t>
+      </w:r>
+      <w:proofErr w:type="spellStart"/>
+      <w:r>
+        <w:rPr>
+          <w:sz w:val="28"/>
+          <w:szCs w:val="28"/>
+        </w:rPr>
+        <w:t>Backend</w:t>
+      </w:r>
+      <w:proofErr w:type="spellEnd"/>
+      <w:r>
+        <w:rPr>
+          <w:sz w:val="28"/>
+          <w:szCs w:val="28"/>
+        </w:rPr>
+        <w:t xml:space="preserve">-часть приложения </w:t>
+      </w:r>
+      <w:r>
+        <w:rPr>
+          <w:sz w:val="28"/>
+          <w:szCs w:val="28"/>
+        </w:rPr>
+        <w:t>будет</w:t>
+      </w:r>
+      <w:r>
+        <w:rPr>
+          <w:sz w:val="28"/>
+          <w:szCs w:val="28"/>
+        </w:rPr>
+        <w:t xml:space="preserve"> реализована на языке Go с использованием стандартного </w:t>
+      </w:r>
+      <w:r>
+        <w:rPr>
+          <w:sz w:val="28"/>
+          <w:szCs w:val="28"/>
+          <w:lang w:val="en-US"/>
+        </w:rPr>
+        <w:t>http</w:t>
+      </w:r>
+      <w:r>
+        <w:rPr>
+          <w:sz w:val="28"/>
+          <w:szCs w:val="28"/>
+        </w:rPr>
+        <w:t xml:space="preserve">-сервера и шаблонов </w:t>
+      </w:r>
+      <w:r>
+        <w:rPr>
+          <w:sz w:val="28"/>
+          <w:szCs w:val="28"/>
+          <w:lang w:val="en-US"/>
+        </w:rPr>
+        <w:t>html</w:t>
+      </w:r>
+      <w:r>
+        <w:rPr>
+          <w:sz w:val="28"/>
+          <w:szCs w:val="28"/>
+        </w:rPr>
+        <w:t>.</w:t>
+      </w:r>
+      <w:r>
+        <w:rPr>
+          <w:sz w:val="28"/>
+          <w:szCs w:val="28"/>
+        </w:rPr>
+        <w:t xml:space="preserve"> </w:t>
       </w:r>
     </w:p>
+    <w:bookmarkEnd w:id="0"/>
     <w:p>
       <w:pPr>
         <w:pStyle w:val="ac"/>
@@ -62,84 +308,6 @@
           <w:szCs w:val="28"/>
         </w:rPr>
       </w:pPr>
-      <w:r>
-        <w:rPr>
-          <w:sz w:val="28"/>
-          <w:szCs w:val="28"/>
-        </w:rPr>
-        <w:t>Приложение должно поддерживать загрузку фотографии пользователя и выбор одного из нескольких шаблонов оформления резюме. После заполнения формы система должна формировать предварительный просмотр документа в браузере, позволяя пользователю проверить корректность данных и внешний вид перед генерацией итогового файла. Генерация PDF должна происходить на сервере с последующей отправкой готового файла пользователю для скачивания.</w:t>
-      </w:r>
-    </w:p>
-    <w:p>
-      <w:pPr>
-        <w:pStyle w:val="ac"/>
-        <w:ind w:firstLine="708"/>
-        <w:rPr>
-          <w:sz w:val="28"/>
-          <w:szCs w:val="28"/>
-        </w:rPr>
-      </w:pPr>
-      <w:proofErr w:type="spellStart"/>
-      <w:r>
-        <w:rPr>
-          <w:sz w:val="28"/>
-          <w:szCs w:val="28"/>
-        </w:rPr>
-        <w:t>Backend</w:t>
-      </w:r>
-      <w:proofErr w:type="spellEnd"/>
-      <w:r>
-        <w:rPr>
-          <w:sz w:val="28"/>
-          <w:szCs w:val="28"/>
-        </w:rPr>
-        <w:t>-часть приложения должна быть реализована на языке Go с использованием стандартного HTTP-сервера и шаблонов HTML.</w:t>
-      </w:r>
-      <w:r>
-        <w:rPr>
-          <w:sz w:val="28"/>
-          <w:szCs w:val="28"/>
-        </w:rPr>
-        <w:t xml:space="preserve"> </w:t>
-      </w:r>
-      <w:r>
-        <w:rPr>
-          <w:sz w:val="28"/>
-          <w:szCs w:val="28"/>
-        </w:rPr>
-        <w:t>Архитектура должна быть модульной и включать обработчики запросов, модели данных и модуль генерации PDF. Система должна корректно обрабатывать пользовательский ввод, предотвращать ошибки при некорректных данных и обеспечивать безопасную обработку загружаемых файлов.</w:t>
-      </w:r>
-    </w:p>
-    <w:p>
-      <w:pPr>
-        <w:pStyle w:val="ac"/>
-        <w:ind w:firstLine="708"/>
-        <w:rPr>
-          <w:sz w:val="28"/>
-          <w:szCs w:val="28"/>
-        </w:rPr>
-      </w:pPr>
-      <w:r>
-        <w:rPr>
-          <w:sz w:val="28"/>
-          <w:szCs w:val="28"/>
-        </w:rPr>
-        <w:t>Готовый продукт должен работать локально или на сервере, корректно обрабатывать</w:t>
-      </w:r>
-      <w:r>
-        <w:rPr>
-          <w:sz w:val="28"/>
-          <w:szCs w:val="28"/>
-        </w:rPr>
-        <w:t xml:space="preserve"> </w:t>
-      </w:r>
-      <w:r>
-        <w:rPr>
-          <w:sz w:val="28"/>
-          <w:szCs w:val="28"/>
-        </w:rPr>
-        <w:t>запросы пользователей и обеспечивать стабильную генерацию документов.</w:t>
-      </w:r>
     </w:p>
     <w:sectPr>
       <w:pgSz w:w="11906" w:h="16838"/>
